--- a/Índices_Restricciones_Oracle_TatianaBetancur.docx
+++ b/Índices_Restricciones_Oracle_TatianaBetancur.docx
@@ -232,10 +232,13 @@
     <w:sdt>
       <w:sdtPr>
         <w:rPr>
-          <w:rFonts w:cs="Calibri"/>
+          <w:rFonts w:asciiTheme="minorHAnsi" w:eastAsiaTheme="minorHAnsi" w:hAnsiTheme="minorHAnsi" w:cs="Calibri"/>
+          <w:b w:val="0"/>
+          <w:kern w:val="2"/>
           <w:sz w:val="24"/>
           <w:szCs w:val="24"/>
-          <w:lang w:val="es-ES"/>
+          <w:lang w:val="es-ES" w:eastAsia="en-US"/>
+          <w14:ligatures w14:val="standardContextual"/>
         </w:rPr>
         <w:id w:val="-1884936898"/>
         <w:docPartObj>
@@ -245,11 +248,7 @@
       </w:sdtPr>
       <w:sdtEndPr>
         <w:rPr>
-          <w:rFonts w:eastAsiaTheme="minorHAnsi"/>
           <w:bCs/>
-          <w:kern w:val="2"/>
-          <w:lang w:eastAsia="en-US"/>
-          <w14:ligatures w14:val="standardContextual"/>
         </w:rPr>
       </w:sdtEndPr>
       <w:sdtContent>
@@ -3636,21 +3635,7 @@
         <w:rPr>
           <w:rFonts w:ascii="Calibri" w:hAnsi="Calibri" w:cs="Calibri"/>
         </w:rPr>
-        <w:t xml:space="preserve">. Se intentó instalar Oracle 21c XE (OracleXE213_Win64.zip, 1,83 GB) sobre Windows 11 </w:t>
-      </w:r>
-      <w:proofErr w:type="gramStart"/>
-      <w:r>
-        <w:rPr>
-          <w:rFonts w:ascii="Calibri" w:hAnsi="Calibri" w:cs="Calibri"/>
-        </w:rPr>
-        <w:t>Pro 64</w:t>
-      </w:r>
-      <w:proofErr w:type="gramEnd"/>
-      <w:r>
-        <w:rPr>
-          <w:rFonts w:ascii="Calibri" w:hAnsi="Calibri" w:cs="Calibri"/>
-        </w:rPr>
-        <w:t xml:space="preserve">-bit, con privilegios de administrador efectivos. El proceso falló de manera reproducible con código MSI 1603 y </w:t>
+        <w:t xml:space="preserve">. Se intentó instalar Oracle 21c XE (OracleXE213_Win64.zip, 1,83 GB) sobre Windows 11 Pro 64-bit, con privilegios de administrador efectivos. El proceso falló de manera reproducible con código MSI 1603 y </w:t>
       </w:r>
       <w:proofErr w:type="spellStart"/>
       <w:r>
@@ -4726,24 +4711,14 @@
       <w:r>
         <w:t xml:space="preserve">Ilustración </w:t>
       </w:r>
-      <w:r>
-        <w:fldChar w:fldCharType="begin"/>
-      </w:r>
-      <w:r>
-        <w:instrText xml:space="preserve"> SEQ Ilustración \* ARABIC </w:instrText>
-      </w:r>
-      <w:r>
-        <w:fldChar w:fldCharType="separate"/>
-      </w:r>
-      <w:r>
-        <w:rPr>
-          <w:noProof/>
-        </w:rPr>
-        <w:t>1</w:t>
-      </w:r>
-      <w:r>
-        <w:fldChar w:fldCharType="end"/>
-      </w:r>
+      <w:fldSimple w:instr=" SEQ Ilustración \* ARABIC ">
+        <w:r>
+          <w:rPr>
+            <w:noProof/>
+          </w:rPr>
+          <w:t>1</w:t>
+        </w:r>
+      </w:fldSimple>
       <w:r>
         <w:t xml:space="preserve"> </w:t>
       </w:r>
@@ -4832,15 +4807,7 @@
           <w:sz w:val="20"/>
           <w:szCs w:val="20"/>
         </w:rPr>
-        <w:t xml:space="preserve">Fuente: </w:t>
-      </w:r>
-      <w:r>
-        <w:rPr>
-          <w:rFonts w:ascii="Calibri" w:hAnsi="Calibri" w:cs="Calibri"/>
-          <w:sz w:val="20"/>
-          <w:szCs w:val="20"/>
-        </w:rPr>
-        <w:t xml:space="preserve">SQL </w:t>
+        <w:t xml:space="preserve">Fuente: SQL </w:t>
       </w:r>
       <w:proofErr w:type="spellStart"/>
       <w:r>
@@ -4999,16 +4966,8 @@
         <w:rPr>
           <w:rFonts w:ascii="Calibri" w:hAnsi="Calibri" w:cs="Calibri"/>
         </w:rPr>
-        <w:t xml:space="preserve">, </w:t>
-      </w:r>
-      <w:proofErr w:type="gramStart"/>
-      <w:r>
-        <w:rPr>
-          <w:rFonts w:ascii="Calibri" w:hAnsi="Calibri" w:cs="Calibri"/>
-        </w:rPr>
-        <w:t>status</w:t>
-      </w:r>
-      <w:proofErr w:type="gramEnd"/>
+        <w:t>, status</w:t>
+      </w:r>
     </w:p>
     <w:p>
       <w:pPr>
@@ -5039,7 +4998,6 @@
           <w:rFonts w:ascii="Calibri" w:hAnsi="Calibri" w:cs="Calibri"/>
         </w:rPr>
       </w:pPr>
-      <w:proofErr w:type="gramStart"/>
       <w:r>
         <w:rPr>
           <w:rFonts w:ascii="Calibri" w:hAnsi="Calibri" w:cs="Calibri"/>
@@ -5052,14 +5010,7 @@
         <w:rPr>
           <w:rFonts w:ascii="Calibri" w:hAnsi="Calibri" w:cs="Calibri"/>
         </w:rPr>
-        <w:t>table</w:t>
-      </w:r>
-      <w:proofErr w:type="gramEnd"/>
-      <w:r>
-        <w:rPr>
-          <w:rFonts w:ascii="Calibri" w:hAnsi="Calibri" w:cs="Calibri"/>
-        </w:rPr>
-        <w:t>_name</w:t>
+        <w:t>table_name</w:t>
       </w:r>
       <w:proofErr w:type="spellEnd"/>
       <w:r>
@@ -5250,7 +5201,6 @@
           <w:rFonts w:ascii="Calibri" w:hAnsi="Calibri" w:cs="Calibri"/>
         </w:rPr>
       </w:pPr>
-      <w:proofErr w:type="gramStart"/>
       <w:r>
         <w:rPr>
           <w:rFonts w:ascii="Calibri" w:hAnsi="Calibri" w:cs="Calibri"/>
@@ -5262,14 +5212,7 @@
         <w:rPr>
           <w:rFonts w:ascii="Calibri" w:hAnsi="Calibri" w:cs="Calibri"/>
         </w:rPr>
-        <w:t>ic</w:t>
-      </w:r>
-      <w:proofErr w:type="gramEnd"/>
-      <w:r>
-        <w:rPr>
-          <w:rFonts w:ascii="Calibri" w:hAnsi="Calibri" w:cs="Calibri"/>
-        </w:rPr>
-        <w:t>.table_name</w:t>
+        <w:t>ic.table_name</w:t>
       </w:r>
       <w:proofErr w:type="spellEnd"/>
       <w:r>
@@ -5373,45 +5316,36 @@
       <w:r>
         <w:t xml:space="preserve">Ilustración </w:t>
       </w:r>
-      <w:r>
-        <w:fldChar w:fldCharType="begin"/>
-      </w:r>
-      <w:r>
-        <w:instrText xml:space="preserve"> SEQ Ilustración \* ARABIC </w:instrText>
-      </w:r>
-      <w:r>
-        <w:fldChar w:fldCharType="separate"/>
-      </w:r>
-      <w:r>
-        <w:rPr>
+      <w:fldSimple w:instr=" SEQ Ilustración \* ARABIC ">
+        <w:r>
+          <w:rPr>
+            <w:noProof/>
+          </w:rPr>
+          <w:t>2</w:t>
+        </w:r>
+      </w:fldSimple>
+      <w:r>
+        <w:t xml:space="preserve"> </w:t>
+      </w:r>
+      <w:proofErr w:type="spellStart"/>
+      <w:r>
+        <w:t>user_indexes</w:t>
+      </w:r>
+      <w:bookmarkEnd w:id="9"/>
+      <w:proofErr w:type="spellEnd"/>
+    </w:p>
+    <w:p>
+      <w:pPr>
+        <w:spacing w:line="360" w:lineRule="auto"/>
+        <w:jc w:val="center"/>
+        <w:rPr>
+          <w:rFonts w:ascii="Calibri" w:hAnsi="Calibri" w:cs="Calibri"/>
+        </w:rPr>
+      </w:pPr>
+      <w:r>
+        <w:rPr>
+          <w:rFonts w:ascii="Calibri" w:hAnsi="Calibri" w:cs="Calibri"/>
           <w:noProof/>
-        </w:rPr>
-        <w:t>2</w:t>
-      </w:r>
-      <w:r>
-        <w:fldChar w:fldCharType="end"/>
-      </w:r>
-      <w:r>
-        <w:t xml:space="preserve"> </w:t>
-      </w:r>
-      <w:proofErr w:type="spellStart"/>
-      <w:r>
-        <w:t>user_indexes</w:t>
-      </w:r>
-      <w:bookmarkEnd w:id="9"/>
-      <w:proofErr w:type="spellEnd"/>
-    </w:p>
-    <w:p>
-      <w:pPr>
-        <w:spacing w:line="360" w:lineRule="auto"/>
-        <w:jc w:val="center"/>
-        <w:rPr>
-          <w:rFonts w:ascii="Calibri" w:hAnsi="Calibri" w:cs="Calibri"/>
-        </w:rPr>
-      </w:pPr>
-      <w:r>
-        <w:rPr>
-          <w:rFonts w:ascii="Calibri" w:hAnsi="Calibri" w:cs="Calibri"/>
         </w:rPr>
         <w:drawing>
           <wp:inline distT="0" distB="0" distL="0" distR="0" wp14:anchorId="31C857E0" wp14:editId="3820C38D">
@@ -5526,45 +5460,36 @@
         <w:lastRenderedPageBreak/>
         <w:t xml:space="preserve">Ilustración </w:t>
       </w:r>
-      <w:r>
-        <w:fldChar w:fldCharType="begin"/>
-      </w:r>
-      <w:r>
-        <w:instrText xml:space="preserve"> SEQ Ilustración \* ARABIC </w:instrText>
-      </w:r>
-      <w:r>
-        <w:fldChar w:fldCharType="separate"/>
-      </w:r>
-      <w:r>
-        <w:rPr>
+      <w:fldSimple w:instr=" SEQ Ilustración \* ARABIC ">
+        <w:r>
+          <w:rPr>
+            <w:noProof/>
+          </w:rPr>
+          <w:t>3</w:t>
+        </w:r>
+      </w:fldSimple>
+      <w:r>
+        <w:t xml:space="preserve"> </w:t>
+      </w:r>
+      <w:proofErr w:type="spellStart"/>
+      <w:r>
+        <w:t>user_indexes</w:t>
+      </w:r>
+      <w:bookmarkEnd w:id="10"/>
+      <w:proofErr w:type="spellEnd"/>
+    </w:p>
+    <w:p>
+      <w:pPr>
+        <w:spacing w:line="360" w:lineRule="auto"/>
+        <w:jc w:val="center"/>
+        <w:rPr>
+          <w:rFonts w:ascii="Calibri" w:hAnsi="Calibri" w:cs="Calibri"/>
+        </w:rPr>
+      </w:pPr>
+      <w:r>
+        <w:rPr>
+          <w:rFonts w:ascii="Calibri" w:hAnsi="Calibri" w:cs="Calibri"/>
           <w:noProof/>
-        </w:rPr>
-        <w:t>3</w:t>
-      </w:r>
-      <w:r>
-        <w:fldChar w:fldCharType="end"/>
-      </w:r>
-      <w:r>
-        <w:t xml:space="preserve"> </w:t>
-      </w:r>
-      <w:proofErr w:type="spellStart"/>
-      <w:r>
-        <w:t>user_indexes</w:t>
-      </w:r>
-      <w:bookmarkEnd w:id="10"/>
-      <w:proofErr w:type="spellEnd"/>
-    </w:p>
-    <w:p>
-      <w:pPr>
-        <w:spacing w:line="360" w:lineRule="auto"/>
-        <w:jc w:val="center"/>
-        <w:rPr>
-          <w:rFonts w:ascii="Calibri" w:hAnsi="Calibri" w:cs="Calibri"/>
-        </w:rPr>
-      </w:pPr>
-      <w:r>
-        <w:rPr>
-          <w:rFonts w:ascii="Calibri" w:hAnsi="Calibri" w:cs="Calibri"/>
         </w:rPr>
         <w:drawing>
           <wp:inline distT="0" distB="0" distL="0" distR="0" wp14:anchorId="1525FEDC" wp14:editId="0237F78E">
@@ -5805,16 +5730,8 @@
         <w:rPr>
           <w:rFonts w:ascii="Calibri" w:hAnsi="Calibri" w:cs="Calibri"/>
         </w:rPr>
-        <w:t xml:space="preserve">, </w:t>
-      </w:r>
-      <w:proofErr w:type="gramStart"/>
-      <w:r>
-        <w:rPr>
-          <w:rFonts w:ascii="Calibri" w:hAnsi="Calibri" w:cs="Calibri"/>
-        </w:rPr>
-        <w:t>status</w:t>
-      </w:r>
-      <w:proofErr w:type="gramEnd"/>
+        <w:t>, status</w:t>
+      </w:r>
     </w:p>
     <w:p>
       <w:pPr>
@@ -5845,7 +5762,6 @@
           <w:rFonts w:ascii="Calibri" w:hAnsi="Calibri" w:cs="Calibri"/>
         </w:rPr>
       </w:pPr>
-      <w:proofErr w:type="gramStart"/>
       <w:r>
         <w:rPr>
           <w:rFonts w:ascii="Calibri" w:hAnsi="Calibri" w:cs="Calibri"/>
@@ -5857,14 +5773,7 @@
         <w:rPr>
           <w:rFonts w:ascii="Calibri" w:hAnsi="Calibri" w:cs="Calibri"/>
         </w:rPr>
-        <w:t>table</w:t>
-      </w:r>
-      <w:proofErr w:type="gramEnd"/>
-      <w:r>
-        <w:rPr>
-          <w:rFonts w:ascii="Calibri" w:hAnsi="Calibri" w:cs="Calibri"/>
-        </w:rPr>
-        <w:t>_name</w:t>
+        <w:t>table_name</w:t>
       </w:r>
       <w:proofErr w:type="spellEnd"/>
       <w:r>
@@ -6222,21 +6131,7 @@
         <w:rPr>
           <w:rFonts w:ascii="Calibri" w:hAnsi="Calibri" w:cs="Calibri"/>
         </w:rPr>
-        <w:t>emp_</w:t>
-      </w:r>
-      <w:proofErr w:type="gramStart"/>
-      <w:r>
-        <w:rPr>
-          <w:rFonts w:ascii="Calibri" w:hAnsi="Calibri" w:cs="Calibri"/>
-        </w:rPr>
-        <w:t>manager</w:t>
-      </w:r>
-      <w:proofErr w:type="gramEnd"/>
-      <w:r>
-        <w:rPr>
-          <w:rFonts w:ascii="Calibri" w:hAnsi="Calibri" w:cs="Calibri"/>
-        </w:rPr>
-        <w:t>_fk</w:t>
+        <w:t>emp_manager_fk</w:t>
       </w:r>
       <w:proofErr w:type="spellEnd"/>
       <w:r>
@@ -6893,24 +6788,14 @@
       <w:r>
         <w:t xml:space="preserve">Ilustración </w:t>
       </w:r>
-      <w:r>
-        <w:fldChar w:fldCharType="begin"/>
-      </w:r>
-      <w:r>
-        <w:instrText xml:space="preserve"> SEQ Ilustración \* ARABIC </w:instrText>
-      </w:r>
-      <w:r>
-        <w:fldChar w:fldCharType="separate"/>
-      </w:r>
-      <w:r>
-        <w:rPr>
-          <w:noProof/>
-        </w:rPr>
-        <w:t>4</w:t>
-      </w:r>
-      <w:r>
-        <w:fldChar w:fldCharType="end"/>
-      </w:r>
+      <w:fldSimple w:instr=" SEQ Ilustración \* ARABIC ">
+        <w:r>
+          <w:rPr>
+            <w:noProof/>
+          </w:rPr>
+          <w:t>4</w:t>
+        </w:r>
+      </w:fldSimple>
       <w:r>
         <w:t xml:space="preserve"> </w:t>
       </w:r>
@@ -7046,24 +6931,14 @@
         <w:lastRenderedPageBreak/>
         <w:t xml:space="preserve">Ilustración </w:t>
       </w:r>
-      <w:r>
-        <w:fldChar w:fldCharType="begin"/>
-      </w:r>
-      <w:r>
-        <w:instrText xml:space="preserve"> SEQ Ilustración \* ARABIC </w:instrText>
-      </w:r>
-      <w:r>
-        <w:fldChar w:fldCharType="separate"/>
-      </w:r>
-      <w:r>
-        <w:rPr>
-          <w:noProof/>
-        </w:rPr>
-        <w:t>5</w:t>
-      </w:r>
-      <w:r>
-        <w:fldChar w:fldCharType="end"/>
-      </w:r>
+      <w:fldSimple w:instr=" SEQ Ilustración \* ARABIC ">
+        <w:r>
+          <w:rPr>
+            <w:noProof/>
+          </w:rPr>
+          <w:t>5</w:t>
+        </w:r>
+      </w:fldSimple>
       <w:r>
         <w:t xml:space="preserve"> </w:t>
       </w:r>
@@ -7190,24 +7065,14 @@
       <w:r>
         <w:t xml:space="preserve">Ilustración </w:t>
       </w:r>
-      <w:r>
-        <w:fldChar w:fldCharType="begin"/>
-      </w:r>
-      <w:r>
-        <w:instrText xml:space="preserve"> SEQ Ilustración \* ARABIC </w:instrText>
-      </w:r>
-      <w:r>
-        <w:fldChar w:fldCharType="separate"/>
-      </w:r>
-      <w:r>
-        <w:rPr>
-          <w:noProof/>
-        </w:rPr>
-        <w:t>6</w:t>
-      </w:r>
-      <w:r>
-        <w:fldChar w:fldCharType="end"/>
-      </w:r>
+      <w:fldSimple w:instr=" SEQ Ilustración \* ARABIC ">
+        <w:r>
+          <w:rPr>
+            <w:noProof/>
+          </w:rPr>
+          <w:t>6</w:t>
+        </w:r>
+      </w:fldSimple>
       <w:r>
         <w:t xml:space="preserve"> </w:t>
       </w:r>
@@ -7433,24 +7298,14 @@
       <w:r>
         <w:t xml:space="preserve">Ilustración </w:t>
       </w:r>
-      <w:r>
-        <w:fldChar w:fldCharType="begin"/>
-      </w:r>
-      <w:r>
-        <w:instrText xml:space="preserve"> SEQ Ilustración \* ARABIC </w:instrText>
-      </w:r>
-      <w:r>
-        <w:fldChar w:fldCharType="separate"/>
-      </w:r>
-      <w:r>
-        <w:rPr>
-          <w:noProof/>
-        </w:rPr>
-        <w:t>7</w:t>
-      </w:r>
-      <w:r>
-        <w:fldChar w:fldCharType="end"/>
-      </w:r>
+      <w:fldSimple w:instr=" SEQ Ilustración \* ARABIC ">
+        <w:r>
+          <w:rPr>
+            <w:noProof/>
+          </w:rPr>
+          <w:t>7</w:t>
+        </w:r>
+      </w:fldSimple>
       <w:r>
         <w:t xml:space="preserve"> </w:t>
       </w:r>
@@ -7578,24 +7433,14 @@
         <w:lastRenderedPageBreak/>
         <w:t xml:space="preserve">Ilustración </w:t>
       </w:r>
-      <w:r>
-        <w:fldChar w:fldCharType="begin"/>
-      </w:r>
-      <w:r>
-        <w:instrText xml:space="preserve"> SEQ Ilustración \* ARABIC </w:instrText>
-      </w:r>
-      <w:r>
-        <w:fldChar w:fldCharType="separate"/>
-      </w:r>
-      <w:r>
-        <w:rPr>
-          <w:noProof/>
-        </w:rPr>
-        <w:t>8</w:t>
-      </w:r>
-      <w:r>
-        <w:fldChar w:fldCharType="end"/>
-      </w:r>
+      <w:fldSimple w:instr=" SEQ Ilustración \* ARABIC ">
+        <w:r>
+          <w:rPr>
+            <w:noProof/>
+          </w:rPr>
+          <w:t>8</w:t>
+        </w:r>
+      </w:fldSimple>
       <w:r>
         <w:t xml:space="preserve"> </w:t>
       </w:r>
@@ -8320,24 +8165,14 @@
       <w:r>
         <w:t xml:space="preserve">Ilustración </w:t>
       </w:r>
-      <w:r>
-        <w:fldChar w:fldCharType="begin"/>
-      </w:r>
-      <w:r>
-        <w:instrText xml:space="preserve"> SEQ Ilustración \* ARABIC </w:instrText>
-      </w:r>
-      <w:r>
-        <w:fldChar w:fldCharType="separate"/>
-      </w:r>
-      <w:r>
-        <w:rPr>
-          <w:noProof/>
-        </w:rPr>
-        <w:t>9</w:t>
-      </w:r>
-      <w:r>
-        <w:fldChar w:fldCharType="end"/>
-      </w:r>
+      <w:fldSimple w:instr=" SEQ Ilustración \* ARABIC ">
+        <w:r>
+          <w:rPr>
+            <w:noProof/>
+          </w:rPr>
+          <w:t>9</w:t>
+        </w:r>
+      </w:fldSimple>
       <w:r>
         <w:t xml:space="preserve"> </w:t>
       </w:r>
@@ -8708,24 +8543,14 @@
       <w:r>
         <w:t xml:space="preserve">Ilustración </w:t>
       </w:r>
-      <w:r>
-        <w:fldChar w:fldCharType="begin"/>
-      </w:r>
-      <w:r>
-        <w:instrText xml:space="preserve"> SEQ Ilustración \* ARABIC </w:instrText>
-      </w:r>
-      <w:r>
-        <w:fldChar w:fldCharType="separate"/>
-      </w:r>
-      <w:r>
-        <w:rPr>
-          <w:noProof/>
-        </w:rPr>
-        <w:t>10</w:t>
-      </w:r>
-      <w:r>
-        <w:fldChar w:fldCharType="end"/>
-      </w:r>
+      <w:fldSimple w:instr=" SEQ Ilustración \* ARABIC ">
+        <w:r>
+          <w:rPr>
+            <w:noProof/>
+          </w:rPr>
+          <w:t>10</w:t>
+        </w:r>
+      </w:fldSimple>
       <w:r>
         <w:t xml:space="preserve"> </w:t>
       </w:r>
@@ -8980,19 +8805,11 @@
         <w:t xml:space="preserve">Resultado. Tres filas insertadas y confirmadas. Como DEPARTMENTS2 no heredó la NOT NULL de </w:t>
       </w:r>
       <w:proofErr w:type="spellStart"/>
-      <w:proofErr w:type="gramStart"/>
-      <w:r>
-        <w:rPr>
-          <w:rFonts w:ascii="Calibri" w:hAnsi="Calibri" w:cs="Calibri"/>
-        </w:rPr>
-        <w:t>manager</w:t>
-      </w:r>
-      <w:proofErr w:type="gramEnd"/>
-      <w:r>
-        <w:rPr>
-          <w:rFonts w:ascii="Calibri" w:hAnsi="Calibri" w:cs="Calibri"/>
-        </w:rPr>
-        <w:t>_id</w:t>
+      <w:r>
+        <w:rPr>
+          <w:rFonts w:ascii="Calibri" w:hAnsi="Calibri" w:cs="Calibri"/>
+        </w:rPr>
+        <w:t>manager_id</w:t>
       </w:r>
       <w:proofErr w:type="spellEnd"/>
       <w:r>
@@ -9053,24 +8870,14 @@
       <w:r>
         <w:t xml:space="preserve">Ilustración </w:t>
       </w:r>
-      <w:r>
-        <w:fldChar w:fldCharType="begin"/>
-      </w:r>
-      <w:r>
-        <w:instrText xml:space="preserve"> SEQ Ilustración \* ARABIC </w:instrText>
-      </w:r>
-      <w:r>
-        <w:fldChar w:fldCharType="separate"/>
-      </w:r>
-      <w:r>
-        <w:rPr>
-          <w:noProof/>
-        </w:rPr>
-        <w:t>11</w:t>
-      </w:r>
-      <w:r>
-        <w:fldChar w:fldCharType="end"/>
-      </w:r>
+      <w:fldSimple w:instr=" SEQ Ilustración \* ARABIC ">
+        <w:r>
+          <w:rPr>
+            <w:noProof/>
+          </w:rPr>
+          <w:t>11</w:t>
+        </w:r>
+      </w:fldSimple>
       <w:r>
         <w:t xml:space="preserve"> .</w:t>
       </w:r>
@@ -9345,24 +9152,14 @@
       <w:r>
         <w:t xml:space="preserve">Ilustración </w:t>
       </w:r>
-      <w:r>
-        <w:fldChar w:fldCharType="begin"/>
-      </w:r>
-      <w:r>
-        <w:instrText xml:space="preserve"> SEQ Ilustración \* ARABIC </w:instrText>
-      </w:r>
-      <w:r>
-        <w:fldChar w:fldCharType="separate"/>
-      </w:r>
-      <w:r>
-        <w:rPr>
-          <w:noProof/>
-        </w:rPr>
-        <w:t>12</w:t>
-      </w:r>
-      <w:r>
-        <w:fldChar w:fldCharType="end"/>
-      </w:r>
+      <w:fldSimple w:instr=" SEQ Ilustración \* ARABIC ">
+        <w:r>
+          <w:rPr>
+            <w:noProof/>
+          </w:rPr>
+          <w:t>12</w:t>
+        </w:r>
+      </w:fldSimple>
       <w:r>
         <w:t xml:space="preserve"> </w:t>
       </w:r>
@@ -9490,24 +9287,14 @@
         <w:lastRenderedPageBreak/>
         <w:t xml:space="preserve">Ilustración </w:t>
       </w:r>
-      <w:r>
-        <w:fldChar w:fldCharType="begin"/>
-      </w:r>
-      <w:r>
-        <w:instrText xml:space="preserve"> SEQ Ilustración \* ARABIC </w:instrText>
-      </w:r>
-      <w:r>
-        <w:fldChar w:fldCharType="separate"/>
-      </w:r>
-      <w:r>
-        <w:rPr>
-          <w:noProof/>
-        </w:rPr>
-        <w:t>13</w:t>
-      </w:r>
-      <w:r>
-        <w:fldChar w:fldCharType="end"/>
-      </w:r>
+      <w:fldSimple w:instr=" SEQ Ilustración \* ARABIC ">
+        <w:r>
+          <w:rPr>
+            <w:noProof/>
+          </w:rPr>
+          <w:t>13</w:t>
+        </w:r>
+      </w:fldSimple>
       <w:r>
         <w:t xml:space="preserve"> </w:t>
       </w:r>
@@ -9696,21 +9483,7 @@
         <w:rPr>
           <w:rFonts w:ascii="Calibri" w:hAnsi="Calibri" w:cs="Calibri"/>
         </w:rPr>
-        <w:t xml:space="preserve">Explicación. Como en el paso 7 se ejecutó </w:t>
-      </w:r>
-      <w:proofErr w:type="gramStart"/>
-      <w:r>
-        <w:rPr>
-          <w:rFonts w:ascii="Calibri" w:hAnsi="Calibri" w:cs="Calibri"/>
-        </w:rPr>
-        <w:t>COMMIT;,</w:t>
-      </w:r>
-      <w:proofErr w:type="gramEnd"/>
-      <w:r>
-        <w:rPr>
-          <w:rFonts w:ascii="Calibri" w:hAnsi="Calibri" w:cs="Calibri"/>
-        </w:rPr>
-        <w:t xml:space="preserve"> los registros son durables y persisten más allá del cierre de sesión (propiedad D de ACID, garantizada por la escritura sincrónica del redo log). Si los INSERT se hubieran dejado sin COMMIT, al cerrar sesión Oracle aplica ROLLBACK y las filas habrían desaparecido.</w:t>
+        <w:t>Explicación. Como en el paso 7 se ejecutó COMMIT;, los registros son durables y persisten más allá del cierre de sesión (propiedad D de ACID, garantizada por la escritura sincrónica del redo log). Si los INSERT se hubieran dejado sin COMMIT, al cerrar sesión Oracle aplica ROLLBACK y las filas habrían desaparecido.</w:t>
       </w:r>
     </w:p>
     <w:p>
@@ -9723,24 +9496,14 @@
         <w:lastRenderedPageBreak/>
         <w:t xml:space="preserve">Ilustración </w:t>
       </w:r>
-      <w:r>
-        <w:fldChar w:fldCharType="begin"/>
-      </w:r>
-      <w:r>
-        <w:instrText xml:space="preserve"> SEQ Ilustración \* ARABIC </w:instrText>
-      </w:r>
-      <w:r>
-        <w:fldChar w:fldCharType="separate"/>
-      </w:r>
-      <w:r>
-        <w:rPr>
-          <w:noProof/>
-        </w:rPr>
-        <w:t>14</w:t>
-      </w:r>
-      <w:r>
-        <w:fldChar w:fldCharType="end"/>
-      </w:r>
+      <w:fldSimple w:instr=" SEQ Ilustración \* ARABIC ">
+        <w:r>
+          <w:rPr>
+            <w:noProof/>
+          </w:rPr>
+          <w:t>14</w:t>
+        </w:r>
+      </w:fldSimple>
       <w:r>
         <w:t xml:space="preserve"> </w:t>
       </w:r>
@@ -9865,24 +9628,14 @@
       <w:r>
         <w:t xml:space="preserve">Ilustración </w:t>
       </w:r>
-      <w:r>
-        <w:fldChar w:fldCharType="begin"/>
-      </w:r>
-      <w:r>
-        <w:instrText xml:space="preserve"> SEQ Ilustración \* ARABIC </w:instrText>
-      </w:r>
-      <w:r>
-        <w:fldChar w:fldCharType="separate"/>
-      </w:r>
-      <w:r>
-        <w:rPr>
-          <w:noProof/>
-        </w:rPr>
-        <w:t>15</w:t>
-      </w:r>
-      <w:r>
-        <w:fldChar w:fldCharType="end"/>
-      </w:r>
+      <w:fldSimple w:instr=" SEQ Ilustración \* ARABIC ">
+        <w:r>
+          <w:rPr>
+            <w:noProof/>
+          </w:rPr>
+          <w:t>15</w:t>
+        </w:r>
+      </w:fldSimple>
       <w:r>
         <w:t xml:space="preserve"> </w:t>
       </w:r>
@@ -10597,24 +10350,14 @@
       <w:r>
         <w:t xml:space="preserve">Ilustración </w:t>
       </w:r>
-      <w:r>
-        <w:fldChar w:fldCharType="begin"/>
-      </w:r>
-      <w:r>
-        <w:instrText xml:space="preserve"> SEQ Ilustración \* ARABIC </w:instrText>
-      </w:r>
-      <w:r>
-        <w:fldChar w:fldCharType="separate"/>
-      </w:r>
-      <w:r>
-        <w:rPr>
-          <w:noProof/>
-        </w:rPr>
-        <w:t>16</w:t>
-      </w:r>
-      <w:r>
-        <w:fldChar w:fldCharType="end"/>
-      </w:r>
+      <w:fldSimple w:instr=" SEQ Ilustración \* ARABIC ">
+        <w:r>
+          <w:rPr>
+            <w:noProof/>
+          </w:rPr>
+          <w:t>16</w:t>
+        </w:r>
+      </w:fldSimple>
       <w:r>
         <w:t xml:space="preserve"> </w:t>
       </w:r>
@@ -10742,24 +10485,14 @@
         <w:lastRenderedPageBreak/>
         <w:t xml:space="preserve">Ilustración </w:t>
       </w:r>
-      <w:r>
-        <w:fldChar w:fldCharType="begin"/>
-      </w:r>
-      <w:r>
-        <w:instrText xml:space="preserve"> SEQ Ilustración \* ARABIC </w:instrText>
-      </w:r>
-      <w:r>
-        <w:fldChar w:fldCharType="separate"/>
-      </w:r>
-      <w:r>
-        <w:rPr>
-          <w:noProof/>
-        </w:rPr>
-        <w:t>17</w:t>
-      </w:r>
-      <w:r>
-        <w:fldChar w:fldCharType="end"/>
-      </w:r>
+      <w:fldSimple w:instr=" SEQ Ilustración \* ARABIC ">
+        <w:r>
+          <w:rPr>
+            <w:noProof/>
+          </w:rPr>
+          <w:t>17</w:t>
+        </w:r>
+      </w:fldSimple>
       <w:r>
         <w:t xml:space="preserve"> </w:t>
       </w:r>
@@ -11270,24 +11003,14 @@
       <w:r>
         <w:t xml:space="preserve">Ilustración </w:t>
       </w:r>
-      <w:r>
-        <w:fldChar w:fldCharType="begin"/>
-      </w:r>
-      <w:r>
-        <w:instrText xml:space="preserve"> SEQ Ilustración \* ARABIC </w:instrText>
-      </w:r>
-      <w:r>
-        <w:fldChar w:fldCharType="separate"/>
-      </w:r>
-      <w:r>
-        <w:rPr>
-          <w:noProof/>
-        </w:rPr>
-        <w:t>18</w:t>
-      </w:r>
-      <w:r>
-        <w:fldChar w:fldCharType="end"/>
-      </w:r>
+      <w:fldSimple w:instr=" SEQ Ilustración \* ARABIC ">
+        <w:r>
+          <w:rPr>
+            <w:noProof/>
+          </w:rPr>
+          <w:t>18</w:t>
+        </w:r>
+      </w:fldSimple>
       <w:r>
         <w:t xml:space="preserve"> </w:t>
       </w:r>
@@ -11415,24 +11138,14 @@
         <w:lastRenderedPageBreak/>
         <w:t xml:space="preserve">Ilustración </w:t>
       </w:r>
-      <w:r>
-        <w:fldChar w:fldCharType="begin"/>
-      </w:r>
-      <w:r>
-        <w:instrText xml:space="preserve"> SEQ Ilustración \* ARABIC </w:instrText>
-      </w:r>
-      <w:r>
-        <w:fldChar w:fldCharType="separate"/>
-      </w:r>
-      <w:r>
-        <w:rPr>
-          <w:noProof/>
-        </w:rPr>
-        <w:t>19</w:t>
-      </w:r>
-      <w:r>
-        <w:fldChar w:fldCharType="end"/>
-      </w:r>
+      <w:fldSimple w:instr=" SEQ Ilustración \* ARABIC ">
+        <w:r>
+          <w:rPr>
+            <w:noProof/>
+          </w:rPr>
+          <w:t>19</w:t>
+        </w:r>
+      </w:fldSimple>
       <w:r>
         <w:t xml:space="preserve"> </w:t>
       </w:r>
@@ -12043,21 +11756,7 @@
         <w:rPr>
           <w:rFonts w:ascii="Calibri" w:hAnsi="Calibri" w:cs="Calibri"/>
         </w:rPr>
-        <w:t xml:space="preserve">, </w:t>
-      </w:r>
-      <w:proofErr w:type="gramStart"/>
-      <w:r>
-        <w:rPr>
-          <w:rFonts w:ascii="Calibri" w:hAnsi="Calibri" w:cs="Calibri"/>
-        </w:rPr>
-        <w:t>status</w:t>
-      </w:r>
-      <w:proofErr w:type="gramEnd"/>
-      <w:r>
-        <w:rPr>
-          <w:rFonts w:ascii="Calibri" w:hAnsi="Calibri" w:cs="Calibri"/>
-        </w:rPr>
-        <w:t xml:space="preserve"> FROM </w:t>
+        <w:t xml:space="preserve">, status FROM </w:t>
       </w:r>
       <w:proofErr w:type="spellStart"/>
       <w:r>
@@ -12744,24 +12443,14 @@
       <w:r>
         <w:t xml:space="preserve">Ilustración </w:t>
       </w:r>
-      <w:r>
-        <w:fldChar w:fldCharType="begin"/>
-      </w:r>
-      <w:r>
-        <w:instrText xml:space="preserve"> SEQ Ilustración \* ARABIC </w:instrText>
-      </w:r>
-      <w:r>
-        <w:fldChar w:fldCharType="separate"/>
-      </w:r>
-      <w:r>
-        <w:rPr>
-          <w:noProof/>
-        </w:rPr>
-        <w:t>20</w:t>
-      </w:r>
-      <w:r>
-        <w:fldChar w:fldCharType="end"/>
-      </w:r>
+      <w:fldSimple w:instr=" SEQ Ilustración \* ARABIC ">
+        <w:r>
+          <w:rPr>
+            <w:noProof/>
+          </w:rPr>
+          <w:t>20</w:t>
+        </w:r>
+      </w:fldSimple>
       <w:r>
         <w:t xml:space="preserve"> </w:t>
       </w:r>
@@ -12888,24 +12577,14 @@
       <w:r>
         <w:t xml:space="preserve">Ilustración </w:t>
       </w:r>
-      <w:r>
-        <w:fldChar w:fldCharType="begin"/>
-      </w:r>
-      <w:r>
-        <w:instrText xml:space="preserve"> SEQ Ilustración \* ARABIC </w:instrText>
-      </w:r>
-      <w:r>
-        <w:fldChar w:fldCharType="separate"/>
-      </w:r>
-      <w:r>
-        <w:rPr>
-          <w:noProof/>
-        </w:rPr>
-        <w:t>21</w:t>
-      </w:r>
-      <w:r>
-        <w:fldChar w:fldCharType="end"/>
-      </w:r>
+      <w:fldSimple w:instr=" SEQ Ilustración \* ARABIC ">
+        <w:r>
+          <w:rPr>
+            <w:noProof/>
+          </w:rPr>
+          <w:t>21</w:t>
+        </w:r>
+      </w:fldSimple>
       <w:r>
         <w:t xml:space="preserve"> </w:t>
       </w:r>
@@ -13033,24 +12712,14 @@
       <w:r>
         <w:t xml:space="preserve">Ilustración </w:t>
       </w:r>
-      <w:r>
-        <w:fldChar w:fldCharType="begin"/>
-      </w:r>
-      <w:r>
-        <w:instrText xml:space="preserve"> SEQ Ilustración \* ARABIC </w:instrText>
-      </w:r>
-      <w:r>
-        <w:fldChar w:fldCharType="separate"/>
-      </w:r>
-      <w:r>
-        <w:rPr>
-          <w:noProof/>
-        </w:rPr>
-        <w:t>22</w:t>
-      </w:r>
-      <w:r>
-        <w:fldChar w:fldCharType="end"/>
-      </w:r>
+      <w:fldSimple w:instr=" SEQ Ilustración \* ARABIC ">
+        <w:r>
+          <w:rPr>
+            <w:noProof/>
+          </w:rPr>
+          <w:t>22</w:t>
+        </w:r>
+      </w:fldSimple>
       <w:r>
         <w:t xml:space="preserve"> </w:t>
       </w:r>
@@ -13714,12 +13383,15 @@
         </w:rPr>
         <w:t xml:space="preserve">Repositorio: </w:t>
       </w:r>
-      <w:r>
-        <w:rPr>
-          <w:rFonts w:ascii="Calibri" w:hAnsi="Calibri" w:cs="Calibri"/>
-        </w:rPr>
-        <w:t>https://github.com/tatianabetancur9-wq/UNIR-BDA-Tema8-Indices-Restricciones</w:t>
-      </w:r>
+      <w:hyperlink r:id="rId27" w:history="1">
+        <w:r>
+          <w:rPr>
+            <w:rStyle w:val="Hipervnculo"/>
+            <w:rFonts w:ascii="Calibri" w:hAnsi="Calibri" w:cs="Calibri"/>
+          </w:rPr>
+          <w:t>https://github.com/tatianabetancur9-wq/UNIR-BDA-Tema8-Indices-Restricciones</w:t>
+        </w:r>
+      </w:hyperlink>
     </w:p>
     <w:p>
       <w:pPr>
@@ -15996,6 +15668,7 @@
   <w:style w:type="character" w:default="1" w:styleId="Fuentedeprrafopredeter">
     <w:name w:val="Default Paragraph Font"/>
     <w:uiPriority w:val="1"/>
+    <w:semiHidden/>
     <w:unhideWhenUsed/>
   </w:style>
   <w:style w:type="table" w:default="1" w:styleId="Tablanormal">
@@ -16392,6 +16065,18 @@
       <w:spacing w:after="0"/>
     </w:pPr>
   </w:style>
+  <w:style w:type="character" w:styleId="Mencinsinresolver">
+    <w:name w:val="Unresolved Mention"/>
+    <w:basedOn w:val="Fuentedeprrafopredeter"/>
+    <w:uiPriority w:val="99"/>
+    <w:semiHidden/>
+    <w:unhideWhenUsed/>
+    <w:rsid w:val="00535F9A"/>
+    <w:rPr>
+      <w:color w:val="605E5C"/>
+      <w:shd w:val="clear" w:color="auto" w:fill="E1DFDD"/>
+    </w:rPr>
+  </w:style>
 </w:styles>
 </file>
 
